--- a/fuentes/21720210_CF2_DU.docx
+++ b/fuentes/21720210_CF2_DU.docx
@@ -8830,7 +8830,16 @@
               <w:pStyle w:val="TextoTablas"/>
             </w:pPr>
             <w:r>
-              <w:t>Ecosistema de Recursos Educativos Digitales SENA. (2025). Generación de códigos de software con inteligencia artificial.</w:t>
+              <w:t xml:space="preserve">Ecosistema de Recursos Educativos Digitales SENA. (2025). Generación de códigos de </w:t>
+            </w:r>
+            <w:r>
+              <w:rPr>
+                <w:rStyle w:val="Extranjerismo"/>
+              </w:rPr>
+              <w:t>software</w:t>
+            </w:r>
+            <w:r>
+              <w:t xml:space="preserve"> con inteligencia artificial.</w:t>
             </w:r>
           </w:p>
         </w:tc>
@@ -9638,7 +9647,19 @@
         <w:rPr>
           <w:lang w:eastAsia="es-CO"/>
         </w:rPr>
-        <w:t xml:space="preserve">López i </w:t>
+        <w:t xml:space="preserve">López </w:t>
+      </w:r>
+      <w:r>
+        <w:rPr>
+          <w:lang w:eastAsia="es-CO"/>
+        </w:rPr>
+        <w:t>I</w:t>
+      </w:r>
+      <w:r>
+        <w:rPr>
+          <w:lang w:eastAsia="es-CO"/>
+        </w:rPr>
+        <w:t xml:space="preserve"> </w:t>
       </w:r>
       <w:proofErr w:type="spellStart"/>
       <w:r>
@@ -10251,50 +10272,6 @@
       <w:tr>
         <w:trPr>
           <w:cnfStyle w:val="000000100000" w:firstRow="0" w:lastRow="0" w:firstColumn="0" w:lastColumn="0" w:oddVBand="0" w:evenVBand="0" w:oddHBand="1" w:evenHBand="0" w:firstRowFirstColumn="0" w:firstRowLastColumn="0" w:lastRowFirstColumn="0" w:lastRowLastColumn="0"/>
-          <w:trHeight w:val="852"/>
-        </w:trPr>
-        <w:tc>
-          <w:tcPr>
-            <w:tcW w:w="2724" w:type="dxa"/>
-          </w:tcPr>
-          <w:p>
-            <w:pPr>
-              <w:pStyle w:val="TextoTablas"/>
-            </w:pPr>
-            <w:r>
-              <w:t>María Alejandra Vera Briceño</w:t>
-            </w:r>
-          </w:p>
-        </w:tc>
-        <w:tc>
-          <w:tcPr>
-            <w:tcW w:w="3139" w:type="dxa"/>
-          </w:tcPr>
-          <w:p>
-            <w:pPr>
-              <w:pStyle w:val="TextoTablas"/>
-            </w:pPr>
-            <w:r>
-              <w:t>Animadora y productora multimedia</w:t>
-            </w:r>
-          </w:p>
-        </w:tc>
-        <w:tc>
-          <w:tcPr>
-            <w:tcW w:w="3821" w:type="dxa"/>
-          </w:tcPr>
-          <w:p>
-            <w:pPr>
-              <w:pStyle w:val="TextoTablas"/>
-            </w:pPr>
-            <w:r>
-              <w:t>Centro Agroturístico - Regional Santander</w:t>
-            </w:r>
-          </w:p>
-        </w:tc>
-      </w:tr>
-      <w:tr>
-        <w:trPr>
           <w:trHeight w:val="852"/>
         </w:trPr>
         <w:tc>
@@ -17113,12 +17090,28 @@
 </file>
 
 <file path=customXml/item1.xml><?xml version="1.0" encoding="utf-8"?>
-<b:Sources xmlns:b="http://schemas.openxmlformats.org/officeDocument/2006/bibliography" xmlns="http://schemas.openxmlformats.org/officeDocument/2006/bibliography" SelectedStyle="\APASixthEditionOfficeOnline.xsl" StyleName="APA" Version="6"/>
+<p:properties xmlns:p="http://schemas.microsoft.com/office/2006/metadata/properties" xmlns:xsi="http://www.w3.org/2001/XMLSchema-instance" xmlns:pc="http://schemas.microsoft.com/office/infopath/2007/PartnerControls">
+  <documentManagement>
+    <TaxCatchAll xmlns="285d351f-f218-493a-825f-85a9dfbde315" xsi:nil="true"/>
+    <lcf76f155ced4ddcb4097134ff3c332f xmlns="55abea07-cd72-4a95-add0-1082a24cf9e9">
+      <Terms xmlns="http://schemas.microsoft.com/office/infopath/2007/PartnerControls"/>
+    </lcf76f155ced4ddcb4097134ff3c332f>
+  </documentManagement>
+</p:properties>
 </file>
 
 <file path=customXml/item2.xml><?xml version="1.0" encoding="utf-8"?>
-<ct:contentTypeSchema xmlns:ct="http://schemas.microsoft.com/office/2006/metadata/contentType" xmlns:ma="http://schemas.microsoft.com/office/2006/metadata/properties/metaAttributes" ct:_="" ma:_="" ma:contentTypeName="Documento" ma:contentTypeID="0x0101005D7421CBAB376F47AC1876466873BE0C" ma:contentTypeVersion="11" ma:contentTypeDescription="Crear nuevo documento." ma:contentTypeScope="" ma:versionID="c15d8ec802c26ac14d26a130a7e330ba">
-  <xsd:schema xmlns:xsd="http://www.w3.org/2001/XMLSchema" xmlns:xs="http://www.w3.org/2001/XMLSchema" xmlns:p="http://schemas.microsoft.com/office/2006/metadata/properties" xmlns:ns2="55abea07-cd72-4a95-add0-1082a24cf9e9" xmlns:ns3="285d351f-f218-493a-825f-85a9dfbde315" targetNamespace="http://schemas.microsoft.com/office/2006/metadata/properties" ma:root="true" ma:fieldsID="aaa88af0ed338276ebe02f0d1437fb40" ns2:_="" ns3:_="">
+<?mso-contentType ?>
+<FormTemplates xmlns="http://schemas.microsoft.com/sharepoint/v3/contenttype/forms">
+  <Display>DocumentLibraryForm</Display>
+  <Edit>DocumentLibraryForm</Edit>
+  <New>DocumentLibraryForm</New>
+</FormTemplates>
+</file>
+
+<file path=customXml/item3.xml><?xml version="1.0" encoding="utf-8"?>
+<ct:contentTypeSchema xmlns:ct="http://schemas.microsoft.com/office/2006/metadata/contentType" xmlns:ma="http://schemas.microsoft.com/office/2006/metadata/properties/metaAttributes" ct:_="" ma:_="" ma:contentTypeName="Documento" ma:contentTypeID="0x0101005D7421CBAB376F47AC1876466873BE0C" ma:contentTypeVersion="11" ma:contentTypeDescription="Crear nuevo documento." ma:contentTypeScope="" ma:versionID="c355e60b4cde5dbb71daba652f90dcaf">
+  <xsd:schema xmlns:xsd="http://www.w3.org/2001/XMLSchema" xmlns:xs="http://www.w3.org/2001/XMLSchema" xmlns:p="http://schemas.microsoft.com/office/2006/metadata/properties" xmlns:ns2="55abea07-cd72-4a95-add0-1082a24cf9e9" xmlns:ns3="285d351f-f218-493a-825f-85a9dfbde315" targetNamespace="http://schemas.microsoft.com/office/2006/metadata/properties" ma:root="true" ma:fieldsID="af45bf235921137d7bf462656222ea5a" ns2:_="" ns3:_="">
     <xsd:import namespace="55abea07-cd72-4a95-add0-1082a24cf9e9"/>
     <xsd:import namespace="285d351f-f218-493a-825f-85a9dfbde315"/>
     <xsd:element name="properties">
@@ -17311,39 +17304,22 @@
 </ct:contentTypeSchema>
 </file>
 
-<file path=customXml/item3.xml><?xml version="1.0" encoding="utf-8"?>
-<?mso-contentType ?>
-<FormTemplates xmlns="http://schemas.microsoft.com/sharepoint/v3/contenttype/forms">
-  <Display>DocumentLibraryForm</Display>
-  <Edit>DocumentLibraryForm</Edit>
-  <New>DocumentLibraryForm</New>
-</FormTemplates>
-</file>
-
 <file path=customXml/item4.xml><?xml version="1.0" encoding="utf-8"?>
-<p:properties xmlns:p="http://schemas.microsoft.com/office/2006/metadata/properties" xmlns:xsi="http://www.w3.org/2001/XMLSchema-instance" xmlns:pc="http://schemas.microsoft.com/office/infopath/2007/PartnerControls">
-  <documentManagement>
-    <TaxCatchAll xmlns="285d351f-f218-493a-825f-85a9dfbde315" xsi:nil="true"/>
-    <lcf76f155ced4ddcb4097134ff3c332f xmlns="55abea07-cd72-4a95-add0-1082a24cf9e9">
-      <Terms xmlns="http://schemas.microsoft.com/office/infopath/2007/PartnerControls"/>
-    </lcf76f155ced4ddcb4097134ff3c332f>
-  </documentManagement>
-</p:properties>
+<b:Sources xmlns:b="http://schemas.openxmlformats.org/officeDocument/2006/bibliography" xmlns="http://schemas.openxmlformats.org/officeDocument/2006/bibliography" SelectedStyle="\APASixthEditionOfficeOnline.xsl" StyleName="APA" Version="6"/>
 </file>
 
 <file path=customXml/itemProps1.xml><?xml version="1.0" encoding="utf-8"?>
-<ds:datastoreItem xmlns:ds="http://schemas.openxmlformats.org/officeDocument/2006/customXml" ds:itemID="{A9F2CEBA-C824-4C86-81A8-E32CBD0EB92D}">
+<ds:datastoreItem xmlns:ds="http://schemas.openxmlformats.org/officeDocument/2006/customXml" ds:itemID="{26259216-AD86-464A-AEAD-95B1F9E17392}">
   <ds:schemaRefs>
-    <ds:schemaRef ds:uri="http://schemas.openxmlformats.org/officeDocument/2006/bibliography"/>
+    <ds:schemaRef ds:uri="http://schemas.microsoft.com/office/2006/metadata/properties"/>
+    <ds:schemaRef ds:uri="http://schemas.microsoft.com/office/infopath/2007/PartnerControls"/>
+    <ds:schemaRef ds:uri="285d351f-f218-493a-825f-85a9dfbde315"/>
+    <ds:schemaRef ds:uri="55abea07-cd72-4a95-add0-1082a24cf9e9"/>
   </ds:schemaRefs>
 </ds:datastoreItem>
 </file>
 
 <file path=customXml/itemProps2.xml><?xml version="1.0" encoding="utf-8"?>
-<ds:datastoreItem xmlns:ds="http://schemas.openxmlformats.org/officeDocument/2006/customXml" ds:itemID="{1EC08BA6-50FA-496E-BF46-E445DF541886}"/>
-</file>
-
-<file path=customXml/itemProps3.xml><?xml version="1.0" encoding="utf-8"?>
 <ds:datastoreItem xmlns:ds="http://schemas.openxmlformats.org/officeDocument/2006/customXml" ds:itemID="{D00A4A46-BDBD-48AC-87B9-2BA42D9CC06F}">
   <ds:schemaRefs>
     <ds:schemaRef ds:uri="http://schemas.microsoft.com/sharepoint/v3/contenttype/forms"/>
@@ -17351,13 +17327,14 @@
 </ds:datastoreItem>
 </file>
 
+<file path=customXml/itemProps3.xml><?xml version="1.0" encoding="utf-8"?>
+<ds:datastoreItem xmlns:ds="http://schemas.openxmlformats.org/officeDocument/2006/customXml" ds:itemID="{7C7663AA-90A8-4730-9C14-3D4A945BCCA4}"/>
+</file>
+
 <file path=customXml/itemProps4.xml><?xml version="1.0" encoding="utf-8"?>
-<ds:datastoreItem xmlns:ds="http://schemas.openxmlformats.org/officeDocument/2006/customXml" ds:itemID="{26259216-AD86-464A-AEAD-95B1F9E17392}">
+<ds:datastoreItem xmlns:ds="http://schemas.openxmlformats.org/officeDocument/2006/customXml" ds:itemID="{A9F2CEBA-C824-4C86-81A8-E32CBD0EB92D}">
   <ds:schemaRefs>
-    <ds:schemaRef ds:uri="http://schemas.microsoft.com/office/2006/metadata/properties"/>
-    <ds:schemaRef ds:uri="http://schemas.microsoft.com/office/infopath/2007/PartnerControls"/>
-    <ds:schemaRef ds:uri="cb45339b-ced9-4d0d-8f64-77573914d53b"/>
-    <ds:schemaRef ds:uri="43a3ca16-9c26-4813-b83f-4aec9927b43f"/>
+    <ds:schemaRef ds:uri="http://schemas.openxmlformats.org/officeDocument/2006/bibliography"/>
   </ds:schemaRefs>
 </ds:datastoreItem>
 </file>